--- a/course_development/active_inference_es/04_robots_helpers/05_action/output/study-guides/05_action-questions.docx
+++ b/course_development/active_inference_es/04_robots_helpers/05_action/output/study-guides/05_action-questions.docx
@@ -14,72 +14,72 @@
     </w:p>
     <w:p>
       <w:r>
-        <w:t>Develop a question that connects Action to a real-world problem in Es.</w:t>
+        <w:t>Develop a question that connects Action to a real-world problem in Elementary School.</w:t>
       </w:r>
     </w:p>
     <w:p>
       <w:r>
-        <w:t>Develop a question that connects Action to a real-world problem in Es.</w:t>
+        <w:t>Develop a question that connects Action to a real-world problem in Elementary School.</w:t>
       </w:r>
     </w:p>
     <w:p>
       <w:r>
-        <w:t>Develop a question that connects Action to a real-world problem in Es.</w:t>
+        <w:t>Develop a question that connects Action to a real-world problem in Elementary School.</w:t>
       </w:r>
     </w:p>
     <w:p>
       <w:r>
-        <w:t>Develop a question that connects Action to a real-world problem in Es.</w:t>
+        <w:t>Develop a question that connects Action to a real-world problem in Elementary School.</w:t>
       </w:r>
     </w:p>
     <w:p>
       <w:r>
-        <w:t>Develop a question that connects Action to a real-world problem in Es.</w:t>
+        <w:t>Develop a question that connects Action to a real-world problem in Elementary School.</w:t>
       </w:r>
     </w:p>
     <w:p>
       <w:r>
-        <w:t>Develop a question that connects Action to a real-world problem in Es.</w:t>
+        <w:t>Develop a question that connects Action to a real-world problem in Elementary School.</w:t>
       </w:r>
     </w:p>
     <w:p>
       <w:r>
-        <w:t>Develop a question that connects Action to a real-world problem in Es.</w:t>
+        <w:t>Develop a question that connects Action to a real-world problem in Elementary School.</w:t>
       </w:r>
     </w:p>
     <w:p>
       <w:r>
-        <w:t>Develop a question that connects Action to a real-world problem in Es.</w:t>
+        <w:t>Develop a question that connects Action to a real-world problem in Elementary School.</w:t>
       </w:r>
     </w:p>
     <w:p>
       <w:r>
-        <w:t>Develop a question that connects Action to a real-world problem in Es.</w:t>
+        <w:t>Develop a question that connects Action to a real-world problem in Elementary School.</w:t>
       </w:r>
     </w:p>
     <w:p>
       <w:r>
-        <w:t>Develop a question that connects Action to a real-world problem in Es.</w:t>
+        <w:t>Develop a question that connects Action to a real-world problem in Elementary School.</w:t>
       </w:r>
     </w:p>
     <w:p>
       <w:r>
-        <w:t>Develop a question that connects Action to a real-world problem in Es.</w:t>
+        <w:t>Develop a question that connects Action to a real-world problem in Elementary School.</w:t>
       </w:r>
     </w:p>
     <w:p>
       <w:r>
-        <w:t>Develop a question that connects Action to a real-world problem in Es.</w:t>
+        <w:t>Develop a question that connects Action to a real-world problem in Elementary School.</w:t>
       </w:r>
     </w:p>
     <w:p>
       <w:r>
-        <w:t>Develop a question that connects Action to a real-world problem in Es.</w:t>
+        <w:t>Develop a question that connects Action to a real-world problem in Elementary School.</w:t>
       </w:r>
     </w:p>
     <w:p>
       <w:r>
-        <w:t>Develop a question that connects Action to a real-world problem in Es.</w:t>
+        <w:t>Develop a question that connects Action to a real-world problem in Elementary School.</w:t>
       </w:r>
     </w:p>
     <w:sectPr>
